--- a/scripts/reports/template_RPM_index_sladeni.docx
+++ b/scripts/reports/template_RPM_index_sladeni.docx
@@ -340,7 +340,15 @@
         <w:t>Úřad</w:t>
       </w:r>
       <w:r>
-        <w:t xml:space="preserve">“) v souvislosti se šetřením vedeným pod sp. zn. </w:t>
+        <w:t xml:space="preserve">“) v souvislosti se šetřením vedeným pod </w:t>
+      </w:r>
+      <w:proofErr w:type="spellStart"/>
+      <w:r>
+        <w:t>sp</w:t>
+      </w:r>
+      <w:proofErr w:type="spellEnd"/>
+      <w:r>
+        <w:t xml:space="preserve">. zn. </w:t>
       </w:r>
       <w:r>
         <w:fldChar w:fldCharType="begin"/>
@@ -371,8 +379,34 @@
           <w:b/>
           <w:bCs/>
         </w:rPr>
-        <w:t>[[processedAt{„</w:t>
-      </w:r>
+        <w:t>[[</w:t>
+      </w:r>
+      <w:proofErr w:type="spellStart"/>
+      <w:proofErr w:type="gramStart"/>
+      <w:r>
+        <w:rPr>
+          <w:b/>
+          <w:bCs/>
+        </w:rPr>
+        <w:t>processedAt</w:t>
+      </w:r>
+      <w:proofErr w:type="spellEnd"/>
+      <w:r>
+        <w:rPr>
+          <w:b/>
+          <w:bCs/>
+        </w:rPr>
+        <w:t>{</w:t>
+      </w:r>
+      <w:proofErr w:type="gramEnd"/>
+      <w:r>
+        <w:rPr>
+          <w:b/>
+          <w:bCs/>
+        </w:rPr>
+        <w:t>„</w:t>
+      </w:r>
+      <w:proofErr w:type="spellStart"/>
       <w:r>
         <w:rPr>
           <w:b/>
@@ -385,7 +419,15 @@
           <w:b/>
           <w:bCs/>
         </w:rPr>
-        <w:t xml:space="preserve">ormat“:“d. </w:t>
+        <w:t>ormat</w:t>
+      </w:r>
+      <w:proofErr w:type="spellEnd"/>
+      <w:r>
+        <w:rPr>
+          <w:b/>
+          <w:bCs/>
+        </w:rPr>
+        <w:t xml:space="preserve">“:“d. </w:t>
       </w:r>
       <w:r>
         <w:rPr>
@@ -406,7 +448,23 @@
           <w:b/>
           <w:bCs/>
         </w:rPr>
-        <w:t xml:space="preserve"> yyyy“}]]</w:t>
+        <w:t xml:space="preserve"> </w:t>
+      </w:r>
+      <w:proofErr w:type="spellStart"/>
+      <w:r>
+        <w:rPr>
+          <w:b/>
+          <w:bCs/>
+        </w:rPr>
+        <w:t>yyyy</w:t>
+      </w:r>
+      <w:proofErr w:type="spellEnd"/>
+      <w:r>
+        <w:rPr>
+          <w:b/>
+          <w:bCs/>
+        </w:rPr>
+        <w:t>“}]]</w:t>
       </w:r>
       <w:r>
         <w:t xml:space="preserve"> </w:t>
@@ -445,16 +503,35 @@
           <w:b/>
           <w:bCs/>
         </w:rPr>
-        <w:t>[[dateFrom</w:t>
+        <w:t>[[</w:t>
+      </w:r>
+      <w:proofErr w:type="spellStart"/>
+      <w:proofErr w:type="gramStart"/>
+      <w:r>
+        <w:rPr>
+          <w:b/>
+          <w:bCs/>
+        </w:rPr>
+        <w:t>dateFrom</w:t>
       </w:r>
       <w:bookmarkStart w:id="1" w:name="_Hlk219972226"/>
-      <w:r>
-        <w:rPr>
-          <w:b/>
-          <w:bCs/>
-        </w:rPr>
-        <w:t>{„</w:t>
-      </w:r>
+      <w:proofErr w:type="spellEnd"/>
+      <w:r>
+        <w:rPr>
+          <w:b/>
+          <w:bCs/>
+        </w:rPr>
+        <w:t>{</w:t>
+      </w:r>
+      <w:proofErr w:type="gramEnd"/>
+      <w:r>
+        <w:rPr>
+          <w:b/>
+          <w:bCs/>
+        </w:rPr>
+        <w:t>„</w:t>
+      </w:r>
+      <w:proofErr w:type="spellStart"/>
       <w:r>
         <w:rPr>
           <w:b/>
@@ -467,7 +544,15 @@
           <w:b/>
           <w:bCs/>
         </w:rPr>
-        <w:t xml:space="preserve">ormat“:“d. </w:t>
+        <w:t>ormat</w:t>
+      </w:r>
+      <w:proofErr w:type="spellEnd"/>
+      <w:r>
+        <w:rPr>
+          <w:b/>
+          <w:bCs/>
+        </w:rPr>
+        <w:t xml:space="preserve">“:“d. </w:t>
       </w:r>
       <w:r>
         <w:rPr>
@@ -488,7 +573,23 @@
           <w:b/>
           <w:bCs/>
         </w:rPr>
-        <w:t xml:space="preserve"> yyyy“}</w:t>
+        <w:t xml:space="preserve"> </w:t>
+      </w:r>
+      <w:proofErr w:type="spellStart"/>
+      <w:r>
+        <w:rPr>
+          <w:b/>
+          <w:bCs/>
+        </w:rPr>
+        <w:t>yyyy</w:t>
+      </w:r>
+      <w:proofErr w:type="spellEnd"/>
+      <w:r>
+        <w:rPr>
+          <w:b/>
+          <w:bCs/>
+        </w:rPr>
+        <w:t>“}</w:t>
       </w:r>
       <w:bookmarkEnd w:id="1"/>
       <w:r>
@@ -506,15 +607,34 @@
           <w:b/>
           <w:bCs/>
         </w:rPr>
-        <w:t>[[dateTo</w:t>
-      </w:r>
-      <w:r>
-        <w:rPr>
-          <w:b/>
-          <w:bCs/>
-        </w:rPr>
-        <w:t>{„</w:t>
-      </w:r>
+        <w:t>[[</w:t>
+      </w:r>
+      <w:proofErr w:type="spellStart"/>
+      <w:proofErr w:type="gramStart"/>
+      <w:r>
+        <w:rPr>
+          <w:b/>
+          <w:bCs/>
+        </w:rPr>
+        <w:t>dateTo</w:t>
+      </w:r>
+      <w:proofErr w:type="spellEnd"/>
+      <w:r>
+        <w:rPr>
+          <w:b/>
+          <w:bCs/>
+        </w:rPr>
+        <w:t>{</w:t>
+      </w:r>
+      <w:proofErr w:type="gramEnd"/>
+      <w:r>
+        <w:rPr>
+          <w:b/>
+          <w:bCs/>
+        </w:rPr>
+        <w:t>„</w:t>
+      </w:r>
+      <w:proofErr w:type="spellStart"/>
       <w:r>
         <w:rPr>
           <w:b/>
@@ -527,7 +647,15 @@
           <w:b/>
           <w:bCs/>
         </w:rPr>
-        <w:t xml:space="preserve">ormat“:“d. </w:t>
+        <w:t>ormat</w:t>
+      </w:r>
+      <w:proofErr w:type="spellEnd"/>
+      <w:r>
+        <w:rPr>
+          <w:b/>
+          <w:bCs/>
+        </w:rPr>
+        <w:t xml:space="preserve">“:“d. </w:t>
       </w:r>
       <w:r>
         <w:rPr>
@@ -548,7 +676,23 @@
           <w:b/>
           <w:bCs/>
         </w:rPr>
-        <w:t xml:space="preserve"> yyyy“}</w:t>
+        <w:t xml:space="preserve"> </w:t>
+      </w:r>
+      <w:proofErr w:type="spellStart"/>
+      <w:r>
+        <w:rPr>
+          <w:b/>
+          <w:bCs/>
+        </w:rPr>
+        <w:t>yyyy</w:t>
+      </w:r>
+      <w:proofErr w:type="spellEnd"/>
+      <w:r>
+        <w:rPr>
+          <w:b/>
+          <w:bCs/>
+        </w:rPr>
+        <w:t>“}</w:t>
       </w:r>
       <w:r>
         <w:rPr>
@@ -571,7 +715,39 @@
           <w:b/>
           <w:bCs/>
         </w:rPr>
-        <w:t>[[#stat]][[priceCount]][[/stat]]</w:t>
+        <w:t>[[#stat</w:t>
+      </w:r>
+      <w:proofErr w:type="gramStart"/>
+      <w:r>
+        <w:rPr>
+          <w:b/>
+          <w:bCs/>
+        </w:rPr>
+        <w:t>]][</w:t>
+      </w:r>
+      <w:proofErr w:type="gramEnd"/>
+      <w:r>
+        <w:rPr>
+          <w:b/>
+          <w:bCs/>
+        </w:rPr>
+        <w:t>[priceCount</w:t>
+      </w:r>
+      <w:proofErr w:type="gramStart"/>
+      <w:r>
+        <w:rPr>
+          <w:b/>
+          <w:bCs/>
+        </w:rPr>
+        <w:t>]][</w:t>
+      </w:r>
+      <w:proofErr w:type="gramEnd"/>
+      <w:r>
+        <w:rPr>
+          <w:b/>
+          <w:bCs/>
+        </w:rPr>
+        <w:t>[/stat]]</w:t>
       </w:r>
       <w:r>
         <w:t xml:space="preserve"> </w:t>
@@ -599,7 +775,39 @@
           <w:b/>
           <w:bCs/>
         </w:rPr>
-        <w:t>[[#stat]][[productCount]][[/stat]]</w:t>
+        <w:t>[[#stat</w:t>
+      </w:r>
+      <w:proofErr w:type="gramStart"/>
+      <w:r>
+        <w:rPr>
+          <w:b/>
+          <w:bCs/>
+        </w:rPr>
+        <w:t>]][</w:t>
+      </w:r>
+      <w:proofErr w:type="gramEnd"/>
+      <w:r>
+        <w:rPr>
+          <w:b/>
+          <w:bCs/>
+        </w:rPr>
+        <w:t>[productCount</w:t>
+      </w:r>
+      <w:proofErr w:type="gramStart"/>
+      <w:r>
+        <w:rPr>
+          <w:b/>
+          <w:bCs/>
+        </w:rPr>
+        <w:t>]][</w:t>
+      </w:r>
+      <w:proofErr w:type="gramEnd"/>
+      <w:r>
+        <w:rPr>
+          <w:b/>
+          <w:bCs/>
+        </w:rPr>
+        <w:t>[/stat]]</w:t>
       </w:r>
       <w:r>
         <w:t xml:space="preserve"> produktů </w:t>
@@ -609,7 +817,39 @@
           <w:b/>
           <w:bCs/>
         </w:rPr>
-        <w:t>[[#stat]][[brandCount]][[/stat]]</w:t>
+        <w:t>[[#stat</w:t>
+      </w:r>
+      <w:proofErr w:type="gramStart"/>
+      <w:r>
+        <w:rPr>
+          <w:b/>
+          <w:bCs/>
+        </w:rPr>
+        <w:t>]][</w:t>
+      </w:r>
+      <w:proofErr w:type="gramEnd"/>
+      <w:r>
+        <w:rPr>
+          <w:b/>
+          <w:bCs/>
+        </w:rPr>
+        <w:t>[brandCount</w:t>
+      </w:r>
+      <w:proofErr w:type="gramStart"/>
+      <w:r>
+        <w:rPr>
+          <w:b/>
+          <w:bCs/>
+        </w:rPr>
+        <w:t>]][</w:t>
+      </w:r>
+      <w:proofErr w:type="gramEnd"/>
+      <w:r>
+        <w:rPr>
+          <w:b/>
+          <w:bCs/>
+        </w:rPr>
+        <w:t>[/stat]]</w:t>
       </w:r>
       <w:r>
         <w:t xml:space="preserve"> značek.</w:t>
@@ -841,7 +1081,21 @@
               <w:rPr>
                 <w:sz w:val="20"/>
               </w:rPr>
-              <w:t>[[#brands]][[brand]]</w:t>
+              <w:t>[[#brands</w:t>
+            </w:r>
+            <w:proofErr w:type="gramStart"/>
+            <w:r>
+              <w:rPr>
+                <w:sz w:val="20"/>
+              </w:rPr>
+              <w:t>]][</w:t>
+            </w:r>
+            <w:proofErr w:type="gramEnd"/>
+            <w:r>
+              <w:rPr>
+                <w:sz w:val="20"/>
+              </w:rPr>
+              <w:t>[brand]]</w:t>
             </w:r>
           </w:p>
         </w:tc>
@@ -863,7 +1117,21 @@
               <w:rPr>
                 <w:sz w:val="20"/>
               </w:rPr>
-              <w:t>[[iB]]</w:t>
+              <w:t>[[</w:t>
+            </w:r>
+            <w:proofErr w:type="spellStart"/>
+            <w:r>
+              <w:rPr>
+                <w:sz w:val="20"/>
+              </w:rPr>
+              <w:t>iB</w:t>
+            </w:r>
+            <w:proofErr w:type="spellEnd"/>
+            <w:r>
+              <w:rPr>
+                <w:sz w:val="20"/>
+              </w:rPr>
+              <w:t>]]</w:t>
             </w:r>
           </w:p>
         </w:tc>
@@ -885,7 +1153,21 @@
               <w:rPr>
                 <w:sz w:val="20"/>
               </w:rPr>
-              <w:t>[[Nprod]]</w:t>
+              <w:t>[[</w:t>
+            </w:r>
+            <w:proofErr w:type="spellStart"/>
+            <w:r>
+              <w:rPr>
+                <w:sz w:val="20"/>
+              </w:rPr>
+              <w:t>Nprod</w:t>
+            </w:r>
+            <w:proofErr w:type="spellEnd"/>
+            <w:r>
+              <w:rPr>
+                <w:sz w:val="20"/>
+              </w:rPr>
+              <w:t>]]</w:t>
             </w:r>
           </w:p>
         </w:tc>
@@ -907,7 +1189,43 @@
               <w:rPr>
                 <w:sz w:val="20"/>
               </w:rPr>
-              <w:t>[[Nprice]][[/brands]]</w:t>
+              <w:t>[[</w:t>
+            </w:r>
+            <w:proofErr w:type="spellStart"/>
+            <w:r>
+              <w:rPr>
+                <w:sz w:val="20"/>
+              </w:rPr>
+              <w:t>Nprice</w:t>
+            </w:r>
+            <w:proofErr w:type="spellEnd"/>
+            <w:proofErr w:type="gramStart"/>
+            <w:r>
+              <w:rPr>
+                <w:sz w:val="20"/>
+              </w:rPr>
+              <w:t>]][</w:t>
+            </w:r>
+            <w:proofErr w:type="gramEnd"/>
+            <w:r>
+              <w:rPr>
+                <w:sz w:val="20"/>
+              </w:rPr>
+              <w:t>[/</w:t>
+            </w:r>
+            <w:proofErr w:type="spellStart"/>
+            <w:r>
+              <w:rPr>
+                <w:sz w:val="20"/>
+              </w:rPr>
+              <w:t>brands</w:t>
+            </w:r>
+            <w:proofErr w:type="spellEnd"/>
+            <w:r>
+              <w:rPr>
+                <w:sz w:val="20"/>
+              </w:rPr>
+              <w:t>]]</w:t>
             </w:r>
           </w:p>
         </w:tc>
@@ -982,16 +1300,68 @@
         <w:t xml:space="preserve">produktů </w:t>
       </w:r>
       <w:r>
-        <w:t>za období od [[dateFrom</w:t>
-      </w:r>
-      <w:r>
-        <w:t>{„dateFormat“:“d. M. yyyy“}</w:t>
-      </w:r>
-      <w:r>
-        <w:t>]] do [[dateTo</w:t>
-      </w:r>
-      <w:r>
-        <w:t>{„dateFormat“:“d. M. yyyy“}</w:t>
+        <w:t>za období od [[</w:t>
+      </w:r>
+      <w:proofErr w:type="spellStart"/>
+      <w:proofErr w:type="gramStart"/>
+      <w:r>
+        <w:t>dateFrom</w:t>
+      </w:r>
+      <w:proofErr w:type="spellEnd"/>
+      <w:r>
+        <w:t>{</w:t>
+      </w:r>
+      <w:proofErr w:type="gramEnd"/>
+      <w:r>
+        <w:t>„</w:t>
+      </w:r>
+      <w:proofErr w:type="spellStart"/>
+      <w:r>
+        <w:t>dateFormat</w:t>
+      </w:r>
+      <w:proofErr w:type="spellEnd"/>
+      <w:r>
+        <w:t xml:space="preserve">“:“d. M. </w:t>
+      </w:r>
+      <w:proofErr w:type="spellStart"/>
+      <w:r>
+        <w:t>yyyy</w:t>
+      </w:r>
+      <w:proofErr w:type="spellEnd"/>
+      <w:r>
+        <w:t>“}</w:t>
+      </w:r>
+      <w:r>
+        <w:t>]] do [[</w:t>
+      </w:r>
+      <w:proofErr w:type="spellStart"/>
+      <w:proofErr w:type="gramStart"/>
+      <w:r>
+        <w:t>dateTo</w:t>
+      </w:r>
+      <w:proofErr w:type="spellEnd"/>
+      <w:r>
+        <w:t>{</w:t>
+      </w:r>
+      <w:proofErr w:type="gramEnd"/>
+      <w:r>
+        <w:t>„</w:t>
+      </w:r>
+      <w:proofErr w:type="spellStart"/>
+      <w:r>
+        <w:t>dateFormat</w:t>
+      </w:r>
+      <w:proofErr w:type="spellEnd"/>
+      <w:r>
+        <w:t xml:space="preserve">“:“d. M. </w:t>
+      </w:r>
+      <w:proofErr w:type="spellStart"/>
+      <w:r>
+        <w:t>yyyy</w:t>
+      </w:r>
+      <w:proofErr w:type="spellEnd"/>
+      <w:r>
+        <w:t>“}</w:t>
       </w:r>
       <w:r>
         <w:t>]].</w:t>
@@ -1079,50 +1449,10 @@
           <w:sz w:val="32"/>
           <w:szCs w:val="32"/>
         </w:rPr>
-        <w:t>období od [[dateFrom</w:t>
-      </w:r>
-      <w:r>
-        <w:rPr>
-          <w:b/>
-          <w:bCs/>
-        </w:rPr>
-        <w:t>{„</w:t>
-      </w:r>
-      <w:r>
-        <w:rPr>
-          <w:b/>
-          <w:bCs/>
-        </w:rPr>
-        <w:t>dateF</w:t>
-      </w:r>
-      <w:r>
-        <w:rPr>
-          <w:b/>
-          <w:bCs/>
-        </w:rPr>
-        <w:t xml:space="preserve">ormat“:“d. </w:t>
-      </w:r>
-      <w:r>
-        <w:rPr>
-          <w:b/>
-          <w:bCs/>
-        </w:rPr>
-        <w:t>M</w:t>
-      </w:r>
-      <w:r>
-        <w:rPr>
-          <w:b/>
-          <w:bCs/>
-        </w:rPr>
-        <w:t>.</w:t>
-      </w:r>
-      <w:r>
-        <w:rPr>
-          <w:b/>
-          <w:bCs/>
-        </w:rPr>
-        <w:t xml:space="preserve"> yyyy“}</w:t>
-      </w:r>
+        <w:t>období od [[</w:t>
+      </w:r>
+      <w:proofErr w:type="spellStart"/>
+      <w:proofErr w:type="gramStart"/>
       <w:r>
         <w:rPr>
           <w:rFonts w:asciiTheme="minorHAnsi" w:hAnsiTheme="minorHAnsi" w:cstheme="minorHAnsi"/>
@@ -1131,15 +1461,25 @@
           <w:sz w:val="32"/>
           <w:szCs w:val="32"/>
         </w:rPr>
-        <w:t>]] do [[dateTo</w:t>
-      </w:r>
-      <w:r>
-        <w:rPr>
-          <w:b/>
-          <w:bCs/>
-        </w:rPr>
-        <w:t>{„</w:t>
-      </w:r>
+        <w:t>dateFrom</w:t>
+      </w:r>
+      <w:proofErr w:type="spellEnd"/>
+      <w:r>
+        <w:rPr>
+          <w:b/>
+          <w:bCs/>
+        </w:rPr>
+        <w:t>{</w:t>
+      </w:r>
+      <w:proofErr w:type="gramEnd"/>
+      <w:r>
+        <w:rPr>
+          <w:b/>
+          <w:bCs/>
+        </w:rPr>
+        <w:t>„</w:t>
+      </w:r>
+      <w:proofErr w:type="spellStart"/>
       <w:r>
         <w:rPr>
           <w:b/>
@@ -1152,7 +1492,15 @@
           <w:b/>
           <w:bCs/>
         </w:rPr>
-        <w:t xml:space="preserve">ormat“:“d. </w:t>
+        <w:t>ormat</w:t>
+      </w:r>
+      <w:proofErr w:type="spellEnd"/>
+      <w:r>
+        <w:rPr>
+          <w:b/>
+          <w:bCs/>
+        </w:rPr>
+        <w:t xml:space="preserve">“:“d. </w:t>
       </w:r>
       <w:r>
         <w:rPr>
@@ -1173,7 +1521,23 @@
           <w:b/>
           <w:bCs/>
         </w:rPr>
-        <w:t xml:space="preserve"> yyyy“}</w:t>
+        <w:t xml:space="preserve"> </w:t>
+      </w:r>
+      <w:proofErr w:type="spellStart"/>
+      <w:r>
+        <w:rPr>
+          <w:b/>
+          <w:bCs/>
+        </w:rPr>
+        <w:t>yyyy</w:t>
+      </w:r>
+      <w:proofErr w:type="spellEnd"/>
+      <w:r>
+        <w:rPr>
+          <w:b/>
+          <w:bCs/>
+        </w:rPr>
+        <w:t>“}</w:t>
       </w:r>
       <w:r>
         <w:rPr>
@@ -1183,6 +1547,104 @@
           <w:sz w:val="32"/>
           <w:szCs w:val="32"/>
         </w:rPr>
+        <w:t>]] do [[</w:t>
+      </w:r>
+      <w:proofErr w:type="spellStart"/>
+      <w:proofErr w:type="gramStart"/>
+      <w:r>
+        <w:rPr>
+          <w:rFonts w:asciiTheme="minorHAnsi" w:hAnsiTheme="minorHAnsi" w:cstheme="minorHAnsi"/>
+          <w:b/>
+          <w:bCs/>
+          <w:sz w:val="32"/>
+          <w:szCs w:val="32"/>
+        </w:rPr>
+        <w:t>dateTo</w:t>
+      </w:r>
+      <w:proofErr w:type="spellEnd"/>
+      <w:r>
+        <w:rPr>
+          <w:b/>
+          <w:bCs/>
+        </w:rPr>
+        <w:t>{</w:t>
+      </w:r>
+      <w:proofErr w:type="gramEnd"/>
+      <w:r>
+        <w:rPr>
+          <w:b/>
+          <w:bCs/>
+        </w:rPr>
+        <w:t>„</w:t>
+      </w:r>
+      <w:proofErr w:type="spellStart"/>
+      <w:r>
+        <w:rPr>
+          <w:b/>
+          <w:bCs/>
+        </w:rPr>
+        <w:t>dateF</w:t>
+      </w:r>
+      <w:r>
+        <w:rPr>
+          <w:b/>
+          <w:bCs/>
+        </w:rPr>
+        <w:t>ormat</w:t>
+      </w:r>
+      <w:proofErr w:type="spellEnd"/>
+      <w:r>
+        <w:rPr>
+          <w:b/>
+          <w:bCs/>
+        </w:rPr>
+        <w:t xml:space="preserve">“:“d. </w:t>
+      </w:r>
+      <w:r>
+        <w:rPr>
+          <w:b/>
+          <w:bCs/>
+        </w:rPr>
+        <w:t>M</w:t>
+      </w:r>
+      <w:r>
+        <w:rPr>
+          <w:b/>
+          <w:bCs/>
+        </w:rPr>
+        <w:t>.</w:t>
+      </w:r>
+      <w:r>
+        <w:rPr>
+          <w:b/>
+          <w:bCs/>
+        </w:rPr>
+        <w:t xml:space="preserve"> </w:t>
+      </w:r>
+      <w:proofErr w:type="spellStart"/>
+      <w:r>
+        <w:rPr>
+          <w:b/>
+          <w:bCs/>
+        </w:rPr>
+        <w:t>yyyy</w:t>
+      </w:r>
+      <w:proofErr w:type="spellEnd"/>
+      <w:r>
+        <w:rPr>
+          <w:b/>
+          <w:bCs/>
+        </w:rPr>
+        <w:t>“}</w:t>
+      </w:r>
+      <w:r>
+        <w:rPr>
+          <w:rFonts w:asciiTheme="minorHAnsi" w:hAnsiTheme="minorHAnsi" w:cstheme="minorHAnsi"/>
+          <w:b/>
+          <w:bCs/>
+          <w:sz w:val="32"/>
+          <w:szCs w:val="32"/>
+        </w:rPr>
         <w:t>]]</w:t>
       </w:r>
     </w:p>
@@ -1203,6 +1665,7 @@
       <w:r>
         <w:t>vypočtená hodnota indexu sladění cen produktu (</w:t>
       </w:r>
+      <w:proofErr w:type="spellStart"/>
       <w:r>
         <w:rPr>
           <w:i/>
@@ -1218,12 +1681,14 @@
         </w:rPr>
         <w:t>B</w:t>
       </w:r>
+      <w:proofErr w:type="spellEnd"/>
       <w:r>
         <w:t xml:space="preserve">), </w:t>
       </w:r>
       <w:r>
         <w:t>nejnižší (</w:t>
       </w:r>
+      <w:proofErr w:type="spellStart"/>
       <w:r>
         <w:rPr>
           <w:i/>
@@ -1239,9 +1704,11 @@
         </w:rPr>
         <w:t>min</w:t>
       </w:r>
+      <w:proofErr w:type="spellEnd"/>
       <w:r>
         <w:t>) a nejvyšší (</w:t>
       </w:r>
+      <w:proofErr w:type="spellStart"/>
       <w:r>
         <w:rPr>
           <w:i/>
@@ -1257,6 +1724,7 @@
         </w:rPr>
         <w:t>max</w:t>
       </w:r>
+      <w:proofErr w:type="spellEnd"/>
       <w:r>
         <w:t xml:space="preserve">) pozorovaný nenulový počet prodejců v jednom dni, </w:t>
       </w:r>
@@ -1382,6 +1850,7 @@
                 <w:sz w:val="20"/>
               </w:rPr>
             </w:pPr>
+            <w:proofErr w:type="spellStart"/>
             <w:r>
               <w:rPr>
                 <w:b/>
@@ -1403,6 +1872,7 @@
               </w:rPr>
               <w:t>B</w:t>
             </w:r>
+            <w:proofErr w:type="spellEnd"/>
           </w:p>
         </w:tc>
         <w:tc>
@@ -1424,6 +1894,7 @@
                 <w:sz w:val="20"/>
               </w:rPr>
             </w:pPr>
+            <w:proofErr w:type="spellStart"/>
             <w:r>
               <w:rPr>
                 <w:b/>
@@ -1445,6 +1916,7 @@
               </w:rPr>
               <w:t>min</w:t>
             </w:r>
+            <w:proofErr w:type="spellEnd"/>
           </w:p>
         </w:tc>
         <w:tc>
@@ -1466,6 +1938,7 @@
                 <w:sz w:val="20"/>
               </w:rPr>
             </w:pPr>
+            <w:proofErr w:type="spellStart"/>
             <w:r>
               <w:rPr>
                 <w:b/>
@@ -1487,6 +1960,7 @@
               </w:rPr>
               <w:t>max</w:t>
             </w:r>
+            <w:proofErr w:type="spellEnd"/>
           </w:p>
         </w:tc>
         <w:tc>
@@ -1583,7 +2057,99 @@
               <w:rPr>
                 <w:sz w:val="20"/>
               </w:rPr>
-              <w:t>[[#products]][[name]]</w:t>
+              <w:t>[[#</w:t>
+            </w:r>
+            <w:proofErr w:type="gramStart"/>
+            <w:r>
+              <w:rPr>
+                <w:sz w:val="20"/>
+              </w:rPr>
+              <w:t>products</w:t>
+            </w:r>
+            <w:r>
+              <w:rPr>
+                <w:sz w:val="20"/>
+              </w:rPr>
+              <w:t>{</w:t>
+            </w:r>
+            <w:proofErr w:type="gramEnd"/>
+            <w:r>
+              <w:rPr>
+                <w:sz w:val="20"/>
+                <w:lang w:val="en-US"/>
+              </w:rPr>
+              <w:t>“</w:t>
+            </w:r>
+            <w:proofErr w:type="spellStart"/>
+            <w:r>
+              <w:rPr>
+                <w:sz w:val="20"/>
+              </w:rPr>
+              <w:t>orderBy</w:t>
+            </w:r>
+            <w:proofErr w:type="spellEnd"/>
+            <w:r>
+              <w:rPr>
+                <w:sz w:val="20"/>
+              </w:rPr>
+              <w:t>“</w:t>
+            </w:r>
+            <w:r>
+              <w:rPr>
+                <w:sz w:val="20"/>
+                <w:lang w:val="en-US"/>
+              </w:rPr>
+              <w:t>:”</w:t>
+            </w:r>
+            <w:proofErr w:type="spellStart"/>
+            <w:r>
+              <w:rPr>
+                <w:sz w:val="20"/>
+                <w:lang w:val="en-US"/>
+              </w:rPr>
+              <w:t>avg_iB</w:t>
+            </w:r>
+            <w:proofErr w:type="spellEnd"/>
+            <w:r>
+              <w:rPr>
+                <w:sz w:val="20"/>
+                <w:lang w:val="en-US"/>
+              </w:rPr>
+              <w:t xml:space="preserve"> desc”</w:t>
+            </w:r>
+            <w:r>
+              <w:rPr>
+                <w:sz w:val="20"/>
+              </w:rPr>
+              <w:t>}</w:t>
+            </w:r>
+            <w:proofErr w:type="gramStart"/>
+            <w:r>
+              <w:rPr>
+                <w:sz w:val="20"/>
+              </w:rPr>
+              <w:t>]][</w:t>
+            </w:r>
+            <w:proofErr w:type="gramEnd"/>
+            <w:r>
+              <w:rPr>
+                <w:sz w:val="20"/>
+              </w:rPr>
+              <w:t>[</w:t>
+            </w:r>
+            <w:proofErr w:type="spellStart"/>
+            <w:r>
+              <w:rPr>
+                <w:sz w:val="20"/>
+              </w:rPr>
+              <w:t>name</w:t>
+            </w:r>
+            <w:proofErr w:type="spellEnd"/>
+            <w:r>
+              <w:rPr>
+                <w:sz w:val="20"/>
+              </w:rPr>
+              <w:t>]]</w:t>
             </w:r>
           </w:p>
         </w:tc>
@@ -1606,7 +2172,21 @@
               <w:rPr>
                 <w:sz w:val="20"/>
               </w:rPr>
-              <w:t>[[brand]]</w:t>
+              <w:t>[[</w:t>
+            </w:r>
+            <w:proofErr w:type="spellStart"/>
+            <w:r>
+              <w:rPr>
+                <w:sz w:val="20"/>
+              </w:rPr>
+              <w:t>brand</w:t>
+            </w:r>
+            <w:proofErr w:type="spellEnd"/>
+            <w:r>
+              <w:rPr>
+                <w:sz w:val="20"/>
+              </w:rPr>
+              <w:t>]]</w:t>
             </w:r>
           </w:p>
         </w:tc>
@@ -1629,7 +2209,65 @@
               <w:rPr>
                 <w:sz w:val="20"/>
               </w:rPr>
-              <w:t>[[iB]]</w:t>
+              <w:t>[[</w:t>
+            </w:r>
+            <w:proofErr w:type="spellStart"/>
+            <w:r>
+              <w:rPr>
+                <w:sz w:val="16"/>
+                <w:szCs w:val="16"/>
+              </w:rPr>
+              <w:t>avg_</w:t>
+            </w:r>
+            <w:r>
+              <w:rPr>
+                <w:sz w:val="16"/>
+                <w:szCs w:val="16"/>
+              </w:rPr>
+              <w:t>iB</w:t>
+            </w:r>
+            <w:proofErr w:type="spellEnd"/>
+            <w:r>
+              <w:rPr>
+                <w:sz w:val="12"/>
+                <w:szCs w:val="12"/>
+                <w:lang w:val="en-US"/>
+              </w:rPr>
+              <w:t>{“</w:t>
+            </w:r>
+            <w:proofErr w:type="spellStart"/>
+            <w:r>
+              <w:rPr>
+                <w:sz w:val="12"/>
+                <w:szCs w:val="12"/>
+                <w:lang w:val="en-US"/>
+              </w:rPr>
+              <w:t>numFormat</w:t>
+            </w:r>
+            <w:proofErr w:type="spellEnd"/>
+            <w:proofErr w:type="gramStart"/>
+            <w:r>
+              <w:rPr>
+                <w:sz w:val="12"/>
+                <w:szCs w:val="12"/>
+                <w:lang w:val="en-US"/>
+              </w:rPr>
+              <w:t>”:{</w:t>
+            </w:r>
+            <w:proofErr w:type="gramEnd"/>
+            <w:r>
+              <w:rPr>
+                <w:sz w:val="12"/>
+                <w:szCs w:val="12"/>
+                <w:lang w:val="en-US"/>
+              </w:rPr>
+              <w:t>}}</w:t>
+            </w:r>
+            <w:r>
+              <w:rPr>
+                <w:sz w:val="20"/>
+              </w:rPr>
+              <w:t>]]</w:t>
             </w:r>
           </w:p>
         </w:tc>
@@ -1652,7 +2290,21 @@
               <w:rPr>
                 <w:sz w:val="20"/>
               </w:rPr>
-              <w:t>[[Nmin]]</w:t>
+              <w:t>[[</w:t>
+            </w:r>
+            <w:proofErr w:type="spellStart"/>
+            <w:r>
+              <w:rPr>
+                <w:sz w:val="20"/>
+              </w:rPr>
+              <w:t>Nmin</w:t>
+            </w:r>
+            <w:proofErr w:type="spellEnd"/>
+            <w:r>
+              <w:rPr>
+                <w:sz w:val="20"/>
+              </w:rPr>
+              <w:t>]]</w:t>
             </w:r>
           </w:p>
         </w:tc>
@@ -1675,7 +2327,21 @@
               <w:rPr>
                 <w:sz w:val="20"/>
               </w:rPr>
-              <w:t>[[Nmax]]</w:t>
+              <w:t>[[</w:t>
+            </w:r>
+            <w:proofErr w:type="spellStart"/>
+            <w:r>
+              <w:rPr>
+                <w:sz w:val="20"/>
+              </w:rPr>
+              <w:t>Nmax</w:t>
+            </w:r>
+            <w:proofErr w:type="spellEnd"/>
+            <w:r>
+              <w:rPr>
+                <w:sz w:val="20"/>
+              </w:rPr>
+              <w:t>]]</w:t>
             </w:r>
           </w:p>
         </w:tc>
@@ -1722,13 +2388,121 @@
                 <w:sz w:val="20"/>
                 <w:lang w:val="en-US"/>
               </w:rPr>
-              <w:t>[[Pp]]</w:t>
-            </w:r>
-            <w:r>
-              <w:rPr>
-                <w:sz w:val="20"/>
-              </w:rPr>
-              <w:t>[[/products]]</w:t>
+              <w:t>[[Pp</w:t>
+            </w:r>
+            <w:proofErr w:type="gramStart"/>
+            <w:r>
+              <w:rPr>
+                <w:sz w:val="20"/>
+                <w:lang w:val="en-US"/>
+              </w:rPr>
+              <w:t>]]</w:t>
+            </w:r>
+            <w:r>
+              <w:rPr>
+                <w:sz w:val="10"/>
+                <w:szCs w:val="10"/>
+              </w:rPr>
+              <w:t>[</w:t>
+            </w:r>
+            <w:proofErr w:type="gramEnd"/>
+            <w:r>
+              <w:rPr>
+                <w:sz w:val="10"/>
+                <w:szCs w:val="10"/>
+              </w:rPr>
+              <w:t>[/</w:t>
+            </w:r>
+            <w:proofErr w:type="spellStart"/>
+            <w:proofErr w:type="gramStart"/>
+            <w:r>
+              <w:rPr>
+                <w:sz w:val="10"/>
+                <w:szCs w:val="10"/>
+              </w:rPr>
+              <w:t>products</w:t>
+            </w:r>
+            <w:proofErr w:type="spellEnd"/>
+            <w:r>
+              <w:rPr>
+                <w:sz w:val="10"/>
+                <w:szCs w:val="10"/>
+              </w:rPr>
+              <w:t>{</w:t>
+            </w:r>
+            <w:proofErr w:type="gramEnd"/>
+            <w:r>
+              <w:rPr>
+                <w:sz w:val="10"/>
+                <w:szCs w:val="10"/>
+                <w:lang w:val="en-US"/>
+              </w:rPr>
+              <w:t>“</w:t>
+            </w:r>
+            <w:proofErr w:type="spellStart"/>
+            <w:proofErr w:type="gramStart"/>
+            <w:r>
+              <w:rPr>
+                <w:sz w:val="10"/>
+                <w:szCs w:val="10"/>
+              </w:rPr>
+              <w:t>orderBy</w:t>
+            </w:r>
+            <w:proofErr w:type="spellEnd"/>
+            <w:r>
+              <w:rPr>
+                <w:sz w:val="10"/>
+                <w:szCs w:val="10"/>
+              </w:rPr>
+              <w:t>“</w:t>
+            </w:r>
+            <w:r>
+              <w:rPr>
+                <w:sz w:val="10"/>
+                <w:szCs w:val="10"/>
+                <w:lang w:val="en-US"/>
+              </w:rPr>
+              <w:t>:”</w:t>
+            </w:r>
+            <w:proofErr w:type="spellStart"/>
+            <w:r>
+              <w:rPr>
+                <w:sz w:val="10"/>
+                <w:szCs w:val="10"/>
+                <w:lang w:val="en-US"/>
+              </w:rPr>
+              <w:t>avg</w:t>
+            </w:r>
+            <w:proofErr w:type="gramEnd"/>
+            <w:r>
+              <w:rPr>
+                <w:sz w:val="10"/>
+                <w:szCs w:val="10"/>
+                <w:lang w:val="en-US"/>
+              </w:rPr>
+              <w:t>_iB</w:t>
+            </w:r>
+            <w:proofErr w:type="spellEnd"/>
+            <w:r>
+              <w:rPr>
+                <w:sz w:val="10"/>
+                <w:szCs w:val="10"/>
+                <w:lang w:val="en-US"/>
+              </w:rPr>
+              <w:t xml:space="preserve"> desc”</w:t>
+            </w:r>
+            <w:r>
+              <w:rPr>
+                <w:sz w:val="10"/>
+                <w:szCs w:val="10"/>
+              </w:rPr>
+              <w:t>}</w:t>
+            </w:r>
+            <w:r>
+              <w:rPr>
+                <w:sz w:val="20"/>
+              </w:rPr>
+              <w:t>]]</w:t>
             </w:r>
           </w:p>
         </w:tc>
@@ -1835,7 +2609,23 @@
           <w:b/>
           <w:bCs/>
         </w:rPr>
-        <w:t>[[name]]</w:t>
+        <w:t>[[</w:t>
+      </w:r>
+      <w:proofErr w:type="spellStart"/>
+      <w:r>
+        <w:rPr>
+          <w:b/>
+          <w:bCs/>
+        </w:rPr>
+        <w:t>name</w:t>
+      </w:r>
+      <w:proofErr w:type="spellEnd"/>
+      <w:r>
+        <w:rPr>
+          <w:b/>
+          <w:bCs/>
+        </w:rPr>
+        <w:t>]]</w:t>
       </w:r>
       <w:bookmarkEnd w:id="5"/>
     </w:p>
@@ -1871,7 +2661,66 @@
                 <w:rFonts w:asciiTheme="minorHAnsi" w:hAnsiTheme="minorHAnsi" w:cstheme="minorHAnsi"/>
                 <w:sz w:val="20"/>
               </w:rPr>
-              <w:t>[[%img{“product“:true, „width“:200,“height“:200}]]</w:t>
+              <w:t>[[%</w:t>
+            </w:r>
+            <w:proofErr w:type="spellStart"/>
+            <w:proofErr w:type="gramStart"/>
+            <w:r>
+              <w:rPr>
+                <w:rFonts w:asciiTheme="minorHAnsi" w:hAnsiTheme="minorHAnsi" w:cstheme="minorHAnsi"/>
+                <w:sz w:val="20"/>
+              </w:rPr>
+              <w:t>img</w:t>
+            </w:r>
+            <w:proofErr w:type="spellEnd"/>
+            <w:r>
+              <w:rPr>
+                <w:rFonts w:asciiTheme="minorHAnsi" w:hAnsiTheme="minorHAnsi" w:cstheme="minorHAnsi"/>
+                <w:sz w:val="20"/>
+              </w:rPr>
+              <w:t>{</w:t>
+            </w:r>
+            <w:proofErr w:type="gramEnd"/>
+            <w:r>
+              <w:rPr>
+                <w:rFonts w:asciiTheme="minorHAnsi" w:hAnsiTheme="minorHAnsi" w:cstheme="minorHAnsi"/>
+                <w:sz w:val="20"/>
+              </w:rPr>
+              <w:t>“</w:t>
+            </w:r>
+            <w:proofErr w:type="spellStart"/>
+            <w:r>
+              <w:rPr>
+                <w:rFonts w:asciiTheme="minorHAnsi" w:hAnsiTheme="minorHAnsi" w:cstheme="minorHAnsi"/>
+                <w:sz w:val="20"/>
+              </w:rPr>
+              <w:t>product</w:t>
+            </w:r>
+            <w:proofErr w:type="spellEnd"/>
+            <w:proofErr w:type="gramStart"/>
+            <w:r>
+              <w:rPr>
+                <w:rFonts w:asciiTheme="minorHAnsi" w:hAnsiTheme="minorHAnsi" w:cstheme="minorHAnsi"/>
+                <w:sz w:val="20"/>
+              </w:rPr>
+              <w:t>“:</w:t>
+            </w:r>
+            <w:proofErr w:type="spellStart"/>
+            <w:r>
+              <w:rPr>
+                <w:rFonts w:asciiTheme="minorHAnsi" w:hAnsiTheme="minorHAnsi" w:cstheme="minorHAnsi"/>
+                <w:sz w:val="20"/>
+              </w:rPr>
+              <w:t>true</w:t>
+            </w:r>
+            <w:proofErr w:type="spellEnd"/>
+            <w:proofErr w:type="gramEnd"/>
+            <w:r>
+              <w:rPr>
+                <w:rFonts w:asciiTheme="minorHAnsi" w:hAnsiTheme="minorHAnsi" w:cstheme="minorHAnsi"/>
+                <w:sz w:val="20"/>
+              </w:rPr>
+              <w:t>, „width“:200,“height“:200}]]</w:t>
             </w:r>
           </w:p>
         </w:tc>
@@ -1962,7 +2811,27 @@
                       <w:sz w:val="18"/>
                       <w:szCs w:val="18"/>
                     </w:rPr>
-                    <w:t>[[value{</w:t>
+                    <w:t>[[</w:t>
+                  </w:r>
+                  <w:proofErr w:type="spellStart"/>
+                  <w:r>
+                    <w:rPr>
+                      <w:rFonts w:asciiTheme="minorHAnsi" w:hAnsiTheme="minorHAnsi" w:cstheme="minorHAnsi"/>
+                      <w:color w:val="000000"/>
+                      <w:sz w:val="18"/>
+                      <w:szCs w:val="18"/>
+                    </w:rPr>
+                    <w:t>value</w:t>
+                  </w:r>
+                  <w:proofErr w:type="spellEnd"/>
+                  <w:r>
+                    <w:rPr>
+                      <w:rFonts w:asciiTheme="minorHAnsi" w:hAnsiTheme="minorHAnsi" w:cstheme="minorHAnsi"/>
+                      <w:color w:val="000000"/>
+                      <w:sz w:val="18"/>
+                      <w:szCs w:val="18"/>
+                    </w:rPr>
+                    <w:t>{</w:t>
                   </w:r>
                   <w:r>
                     <w:rPr>
@@ -1972,6 +2841,7 @@
                     </w:rPr>
                     <w:t>“</w:t>
                   </w:r>
+                  <w:proofErr w:type="spellStart"/>
                   <w:r>
                     <w:rPr>
                       <w:rFonts w:asciiTheme="minorHAnsi" w:hAnsiTheme="minorHAnsi" w:cstheme="minorHAnsi"/>
@@ -1979,7 +2849,28 @@
                       <w:sz w:val="18"/>
                       <w:szCs w:val="18"/>
                     </w:rPr>
-                    <w:t>numFormat“:{}</w:t>
+                    <w:t>numFormat</w:t>
+                  </w:r>
+                  <w:proofErr w:type="spellEnd"/>
+                  <w:proofErr w:type="gramStart"/>
+                  <w:r>
+                    <w:rPr>
+                      <w:rFonts w:asciiTheme="minorHAnsi" w:hAnsiTheme="minorHAnsi" w:cstheme="minorHAnsi"/>
+                      <w:color w:val="000000"/>
+                      <w:sz w:val="18"/>
+                      <w:szCs w:val="18"/>
+                    </w:rPr>
+                    <w:t>“:{</w:t>
+                  </w:r>
+                  <w:proofErr w:type="gramEnd"/>
+                  <w:r>
+                    <w:rPr>
+                      <w:rFonts w:asciiTheme="minorHAnsi" w:hAnsiTheme="minorHAnsi" w:cstheme="minorHAnsi"/>
+                      <w:color w:val="000000"/>
+                      <w:sz w:val="18"/>
+                      <w:szCs w:val="18"/>
+                    </w:rPr>
+                    <w:t>}</w:t>
                   </w:r>
                   <w:r>
                     <w:rPr>
@@ -1991,6 +2882,7 @@
                     </w:rPr>
                     <w:t>}</w:t>
                   </w:r>
+                  <w:proofErr w:type="gramStart"/>
                   <w:r>
                     <w:rPr>
                       <w:rFonts w:asciiTheme="minorHAnsi" w:hAnsiTheme="minorHAnsi" w:cstheme="minorHAnsi"/>
@@ -1998,7 +2890,37 @@
                       <w:sz w:val="18"/>
                       <w:szCs w:val="18"/>
                     </w:rPr>
-                    <w:t>]][[/characteristics]]</w:t>
+                    <w:t>]][</w:t>
+                  </w:r>
+                  <w:proofErr w:type="gramEnd"/>
+                  <w:r>
+                    <w:rPr>
+                      <w:rFonts w:asciiTheme="minorHAnsi" w:hAnsiTheme="minorHAnsi" w:cstheme="minorHAnsi"/>
+                      <w:color w:val="000000"/>
+                      <w:sz w:val="18"/>
+                      <w:szCs w:val="18"/>
+                    </w:rPr>
+                    <w:t>[/</w:t>
+                  </w:r>
+                  <w:proofErr w:type="spellStart"/>
+                  <w:r>
+                    <w:rPr>
+                      <w:rFonts w:asciiTheme="minorHAnsi" w:hAnsiTheme="minorHAnsi" w:cstheme="minorHAnsi"/>
+                      <w:color w:val="000000"/>
+                      <w:sz w:val="18"/>
+                      <w:szCs w:val="18"/>
+                    </w:rPr>
+                    <w:t>characteristics</w:t>
+                  </w:r>
+                  <w:proofErr w:type="spellEnd"/>
+                  <w:r>
+                    <w:rPr>
+                      <w:rFonts w:asciiTheme="minorHAnsi" w:hAnsiTheme="minorHAnsi" w:cstheme="minorHAnsi"/>
+                      <w:color w:val="000000"/>
+                      <w:sz w:val="18"/>
+                      <w:szCs w:val="18"/>
+                    </w:rPr>
+                    <w:t>]]</w:t>
                   </w:r>
                 </w:p>
               </w:tc>
@@ -2054,7 +2976,55 @@
           <w:rFonts w:asciiTheme="minorHAnsi" w:hAnsiTheme="minorHAnsi" w:cstheme="minorHAnsi"/>
           <w:szCs w:val="24"/>
         </w:rPr>
-        <w:t>[[%img{“path“:“index_sladeni“}]]</w:t>
+        <w:t>[[%</w:t>
+      </w:r>
+      <w:proofErr w:type="spellStart"/>
+      <w:r>
+        <w:rPr>
+          <w:rFonts w:asciiTheme="minorHAnsi" w:hAnsiTheme="minorHAnsi" w:cstheme="minorHAnsi"/>
+          <w:szCs w:val="24"/>
+        </w:rPr>
+        <w:t>img</w:t>
+      </w:r>
+      <w:proofErr w:type="spellEnd"/>
+      <w:r>
+        <w:rPr>
+          <w:rFonts w:asciiTheme="minorHAnsi" w:hAnsiTheme="minorHAnsi" w:cstheme="minorHAnsi"/>
+          <w:szCs w:val="24"/>
+        </w:rPr>
+        <w:t>{“</w:t>
+      </w:r>
+      <w:proofErr w:type="spellStart"/>
+      <w:r>
+        <w:rPr>
+          <w:rFonts w:asciiTheme="minorHAnsi" w:hAnsiTheme="minorHAnsi" w:cstheme="minorHAnsi"/>
+          <w:szCs w:val="24"/>
+        </w:rPr>
+        <w:t>path</w:t>
+      </w:r>
+      <w:proofErr w:type="spellEnd"/>
+      <w:r>
+        <w:rPr>
+          <w:rFonts w:asciiTheme="minorHAnsi" w:hAnsiTheme="minorHAnsi" w:cstheme="minorHAnsi"/>
+          <w:szCs w:val="24"/>
+        </w:rPr>
+        <w:t>“:“</w:t>
+      </w:r>
+      <w:proofErr w:type="spellStart"/>
+      <w:r>
+        <w:rPr>
+          <w:rFonts w:asciiTheme="minorHAnsi" w:hAnsiTheme="minorHAnsi" w:cstheme="minorHAnsi"/>
+          <w:szCs w:val="24"/>
+        </w:rPr>
+        <w:t>index_sladeni</w:t>
+      </w:r>
+      <w:proofErr w:type="spellEnd"/>
+      <w:r>
+        <w:rPr>
+          <w:rFonts w:asciiTheme="minorHAnsi" w:hAnsiTheme="minorHAnsi" w:cstheme="minorHAnsi"/>
+          <w:szCs w:val="24"/>
+        </w:rPr>
+        <w:t>“}]]</w:t>
       </w:r>
     </w:p>
     <w:p>
@@ -2096,7 +3066,23 @@
           <w:szCs w:val="24"/>
         </w:rPr>
         <w:lastRenderedPageBreak/>
-        <w:t>[[/products]]</w:t>
+        <w:t>[[/</w:t>
+      </w:r>
+      <w:proofErr w:type="spellStart"/>
+      <w:r>
+        <w:rPr>
+          <w:rFonts w:asciiTheme="minorHAnsi" w:hAnsiTheme="minorHAnsi" w:cstheme="minorHAnsi"/>
+          <w:szCs w:val="24"/>
+        </w:rPr>
+        <w:t>products</w:t>
+      </w:r>
+      <w:proofErr w:type="spellEnd"/>
+      <w:r>
+        <w:rPr>
+          <w:rFonts w:asciiTheme="minorHAnsi" w:hAnsiTheme="minorHAnsi" w:cstheme="minorHAnsi"/>
+          <w:szCs w:val="24"/>
+        </w:rPr>
+        <w:t>]]</w:t>
       </w:r>
     </w:p>
     <w:sectPr>
